--- a/Documento Contrato Serviço - Modelo.docx
+++ b/Documento Contrato Serviço - Modelo.docx
@@ -268,7 +268,179 @@
           <w:color w:val="1A1A1A"/>
           <w:w w:val="105"/>
         </w:rPr>
-        <w:t>de Mão</w:t>
+        <w:t xml:space="preserve">de </w:t>
+      </w:r>
+      <w:r>
+        <w:rPr>
+          <w:b/>
+        </w:rPr>
+        <w:t>{{</w:t>
+      </w:r>
+      <w:proofErr w:type="spellStart"/>
+      <w:r>
+        <w:rPr>
+          <w:b/>
+        </w:rPr>
+        <w:t>tipo_servico</w:t>
+      </w:r>
+      <w:proofErr w:type="spellEnd"/>
+      <w:r>
+        <w:rPr>
+          <w:b/>
+        </w:rPr>
+        <w:t>}}</w:t>
+      </w:r>
+      <w:r>
+        <w:t>,</w:t>
+      </w:r>
+      <w:r>
+        <w:rPr>
+          <w:spacing w:val="-5"/>
+        </w:rPr>
+        <w:t xml:space="preserve"> </w:t>
+      </w:r>
+      <w:r>
+        <w:rPr>
+          <w:color w:val="1A1A1A"/>
+          <w:w w:val="105"/>
+        </w:rPr>
+        <w:t>dos serviços</w:t>
+      </w:r>
+      <w:r>
+        <w:rPr>
+          <w:color w:val="1A1A1A"/>
+          <w:spacing w:val="-8"/>
+          <w:w w:val="105"/>
+        </w:rPr>
+        <w:t xml:space="preserve"> </w:t>
+      </w:r>
+      <w:r>
+        <w:rPr>
+          <w:color w:val="0C0C0C"/>
+          <w:w w:val="105"/>
+        </w:rPr>
+        <w:t>de</w:t>
+      </w:r>
+      <w:r>
+        <w:rPr>
+          <w:color w:val="0C0C0C"/>
+          <w:spacing w:val="-9"/>
+          <w:w w:val="105"/>
+        </w:rPr>
+        <w:t xml:space="preserve"> </w:t>
+      </w:r>
+      <w:r>
+        <w:rPr>
+          <w:b/>
+        </w:rPr>
+        <w:t>{{</w:t>
+      </w:r>
+      <w:proofErr w:type="spellStart"/>
+      <w:r>
+        <w:rPr>
+          <w:b/>
+        </w:rPr>
+        <w:t>nome</w:t>
+      </w:r>
+      <w:r>
+        <w:rPr>
+          <w:b/>
+        </w:rPr>
+        <w:t>_servico</w:t>
+      </w:r>
+      <w:proofErr w:type="spellEnd"/>
+      <w:r>
+        <w:rPr>
+          <w:b/>
+        </w:rPr>
+        <w:t>}</w:t>
+      </w:r>
+      <w:proofErr w:type="gramStart"/>
+      <w:r>
+        <w:rPr>
+          <w:b/>
+        </w:rPr>
+        <w:t>}</w:t>
+      </w:r>
+      <w:r>
+        <w:t>,</w:t>
+      </w:r>
+      <w:r>
+        <w:rPr>
+          <w:spacing w:val="-5"/>
+        </w:rPr>
+        <w:t xml:space="preserve"> </w:t>
+      </w:r>
+      <w:r>
+        <w:rPr>
+          <w:color w:val="1A1A1A"/>
+          <w:spacing w:val="-8"/>
+          <w:w w:val="105"/>
+        </w:rPr>
+        <w:t xml:space="preserve"> </w:t>
+      </w:r>
+      <w:r>
+        <w:rPr>
+          <w:color w:val="0C0C0C"/>
+          <w:w w:val="105"/>
+        </w:rPr>
+        <w:t>da</w:t>
+      </w:r>
+      <w:proofErr w:type="gramEnd"/>
+      <w:r>
+        <w:rPr>
+          <w:color w:val="0C0C0C"/>
+          <w:spacing w:val="-10"/>
+          <w:w w:val="105"/>
+        </w:rPr>
+        <w:t xml:space="preserve"> </w:t>
+      </w:r>
+      <w:r>
+        <w:rPr>
+          <w:b/>
+          <w:color w:val="1A1A1A"/>
+          <w:w w:val="105"/>
+        </w:rPr>
+        <w:t>CONTRATANTE</w:t>
+      </w:r>
+      <w:r>
+        <w:rPr>
+          <w:b/>
+          <w:color w:val="5E5E60"/>
+          <w:w w:val="105"/>
+        </w:rPr>
+        <w:t>,</w:t>
+      </w:r>
+      <w:r>
+        <w:rPr>
+          <w:b/>
+          <w:color w:val="5E5E60"/>
+          <w:spacing w:val="-12"/>
+          <w:w w:val="105"/>
+        </w:rPr>
+        <w:t xml:space="preserve"> </w:t>
+      </w:r>
+      <w:r>
+        <w:rPr>
+          <w:color w:val="1A1A1A"/>
+          <w:w w:val="105"/>
+        </w:rPr>
+        <w:t>e</w:t>
+      </w:r>
+      <w:r>
+        <w:rPr>
+          <w:color w:val="1A1A1A"/>
+          <w:spacing w:val="-3"/>
+          <w:w w:val="105"/>
+        </w:rPr>
+        <w:t xml:space="preserve"> </w:t>
+      </w:r>
+      <w:r>
+        <w:rPr>
+          <w:color w:val="1A1A1A"/>
+          <w:w w:val="105"/>
+        </w:rPr>
+        <w:t>seus</w:t>
       </w:r>
       <w:r>
         <w:rPr>
@@ -278,157 +450,21 @@
         </w:rPr>
         <w:t xml:space="preserve"> </w:t>
       </w:r>
+      <w:proofErr w:type="spellStart"/>
       <w:r>
         <w:rPr>
           <w:color w:val="1A1A1A"/>
           <w:w w:val="105"/>
         </w:rPr>
-        <w:t>de</w:t>
-      </w:r>
-      <w:r>
-        <w:rPr>
-          <w:color w:val="1A1A1A"/>
-          <w:spacing w:val="-14"/>
-          <w:w w:val="105"/>
-        </w:rPr>
-        <w:t xml:space="preserve"> </w:t>
-      </w:r>
+        <w:t>adendos</w:t>
+      </w:r>
+      <w:proofErr w:type="spellEnd"/>
       <w:r>
         <w:rPr>
           <w:color w:val="1A1A1A"/>
           <w:w w:val="105"/>
         </w:rPr>
-        <w:t>Obra</w:t>
-      </w:r>
-      <w:r>
-        <w:rPr>
-          <w:color w:val="1A1A1A"/>
-          <w:spacing w:val="-13"/>
-          <w:w w:val="105"/>
-        </w:rPr>
-        <w:t xml:space="preserve"> </w:t>
-      </w:r>
-      <w:r>
-        <w:rPr>
-          <w:color w:val="1A1A1A"/>
-          <w:w w:val="105"/>
-        </w:rPr>
-        <w:t>dos serviços</w:t>
-      </w:r>
-      <w:r>
-        <w:rPr>
-          <w:color w:val="1A1A1A"/>
-          <w:spacing w:val="-8"/>
-          <w:w w:val="105"/>
-        </w:rPr>
-        <w:t xml:space="preserve"> </w:t>
-      </w:r>
-      <w:r>
-        <w:rPr>
-          <w:color w:val="0C0C0C"/>
-          <w:w w:val="105"/>
-        </w:rPr>
-        <w:t>de</w:t>
-      </w:r>
-      <w:r>
-        <w:rPr>
-          <w:color w:val="0C0C0C"/>
-          <w:spacing w:val="-9"/>
-          <w:w w:val="105"/>
-        </w:rPr>
-        <w:t xml:space="preserve"> </w:t>
-      </w:r>
-      <w:r>
-        <w:rPr>
-          <w:color w:val="1A1A1A"/>
-          <w:w w:val="105"/>
-        </w:rPr>
-        <w:t>portaria</w:t>
-      </w:r>
-      <w:r>
-        <w:rPr>
-          <w:color w:val="1A1A1A"/>
-          <w:spacing w:val="-8"/>
-          <w:w w:val="105"/>
-        </w:rPr>
-        <w:t xml:space="preserve"> </w:t>
-      </w:r>
-      <w:r>
-        <w:rPr>
-          <w:color w:val="0C0C0C"/>
-          <w:w w:val="105"/>
-        </w:rPr>
-        <w:t>da</w:t>
-      </w:r>
-      <w:r>
-        <w:rPr>
-          <w:color w:val="0C0C0C"/>
-          <w:spacing w:val="-10"/>
-          <w:w w:val="105"/>
-        </w:rPr>
-        <w:t xml:space="preserve"> </w:t>
-      </w:r>
-      <w:r>
-        <w:rPr>
-          <w:b/>
-          <w:color w:val="1A1A1A"/>
-          <w:w w:val="105"/>
-        </w:rPr>
-        <w:t>CONTRATANTE</w:t>
-      </w:r>
-      <w:r>
-        <w:rPr>
-          <w:b/>
-          <w:color w:val="5E5E60"/>
-          <w:w w:val="105"/>
-        </w:rPr>
         <w:t>,</w:t>
-      </w:r>
-      <w:r>
-        <w:rPr>
-          <w:b/>
-          <w:color w:val="5E5E60"/>
-          <w:spacing w:val="-12"/>
-          <w:w w:val="105"/>
-        </w:rPr>
-        <w:t xml:space="preserve"> </w:t>
-      </w:r>
-      <w:r>
-        <w:rPr>
-          <w:color w:val="1A1A1A"/>
-          <w:w w:val="105"/>
-        </w:rPr>
-        <w:t>e</w:t>
-      </w:r>
-      <w:r>
-        <w:rPr>
-          <w:color w:val="1A1A1A"/>
-          <w:spacing w:val="-3"/>
-          <w:w w:val="105"/>
-        </w:rPr>
-        <w:t xml:space="preserve"> </w:t>
-      </w:r>
-      <w:r>
-        <w:rPr>
-          <w:color w:val="1A1A1A"/>
-          <w:w w:val="105"/>
-        </w:rPr>
-        <w:t>seus</w:t>
-      </w:r>
-      <w:r>
-        <w:rPr>
-          <w:color w:val="1A1A1A"/>
-          <w:spacing w:val="-12"/>
-          <w:w w:val="105"/>
-        </w:rPr>
-        <w:t xml:space="preserve"> </w:t>
-      </w:r>
-      <w:r>
-        <w:rPr>
-          <w:color w:val="1A1A1A"/>
-          <w:w w:val="105"/>
-        </w:rPr>
-        <w:t>adendos,</w:t>
       </w:r>
       <w:r>
         <w:rPr>
@@ -714,7 +750,21 @@
         <w:rPr>
           <w:b/>
         </w:rPr>
-        <w:t>{{nome_cliente}}</w:t>
+        <w:t>{{</w:t>
+      </w:r>
+      <w:proofErr w:type="spellStart"/>
+      <w:r>
+        <w:rPr>
+          <w:b/>
+        </w:rPr>
+        <w:t>nome_cliente</w:t>
+      </w:r>
+      <w:proofErr w:type="spellEnd"/>
+      <w:r>
+        <w:rPr>
+          <w:b/>
+        </w:rPr>
+        <w:t>}}</w:t>
       </w:r>
       <w:r>
         <w:t>,</w:t>
@@ -756,19 +806,69 @@
         <w:t xml:space="preserve">sediada na </w:t>
       </w:r>
       <w:r>
-        <w:t>{{endereco_cliente}}</w:t>
-      </w:r>
-      <w:r>
-        <w:t xml:space="preserve">, numero, complemento, cep, estado, pais </w:t>
+        <w:t>{{</w:t>
+      </w:r>
+      <w:proofErr w:type="spellStart"/>
+      <w:r>
+        <w:t>endereco_cliente</w:t>
+      </w:r>
+      <w:proofErr w:type="spellEnd"/>
+      <w:r>
+        <w:t>}}</w:t>
       </w:r>
       <w:r>
         <w:t>, inscrita no CNPJ/MF sob nº</w:t>
       </w:r>
       <w:r>
+        <w:t xml:space="preserve"> </w:t>
+      </w:r>
+      <w:r>
+        <w:t>{{</w:t>
+      </w:r>
+      <w:proofErr w:type="spellStart"/>
+      <w:r>
+        <w:t>cnpj</w:t>
+      </w:r>
+      <w:proofErr w:type="spellEnd"/>
+      <w:r>
+        <w:t>}}</w:t>
+      </w:r>
+      <w:r>
+        <w:t xml:space="preserve">, </w:t>
+      </w:r>
+      <w:r>
+        <w:t xml:space="preserve">INCRIÇÃO ESTADUAL nº </w:t>
+      </w:r>
+      <w:r>
+        <w:t>{{</w:t>
+      </w:r>
+      <w:proofErr w:type="spellStart"/>
+      <w:r>
+        <w:t>ie_cliente</w:t>
+      </w:r>
+      <w:proofErr w:type="spellEnd"/>
+      <w:r>
+        <w:t>}</w:t>
+      </w:r>
+      <w:proofErr w:type="gramStart"/>
+      <w:r>
+        <w:t>}</w:t>
+      </w:r>
+      <w:r>
+        <w:t xml:space="preserve"> </w:t>
+      </w:r>
+      <w:r>
         <w:rPr>
           <w:sz w:val="23"/>
         </w:rPr>
-        <w:t xml:space="preserve">, </w:t>
+        <w:t>,</w:t>
+      </w:r>
+      <w:proofErr w:type="gramEnd"/>
+      <w:r>
+        <w:rPr>
+          <w:sz w:val="23"/>
+        </w:rPr>
+        <w:t xml:space="preserve"> </w:t>
       </w:r>
       <w:r>
         <w:t>representada neste ato em conformidade com seu</w:t>
@@ -932,6 +1032,7 @@
         </w:rPr>
         <w:t xml:space="preserve"> </w:t>
       </w:r>
+      <w:proofErr w:type="gramStart"/>
       <w:r>
         <w:t>E</w:t>
       </w:r>
@@ -944,12 +1045,14 @@
       <w:r>
         <w:t>EMPR</w:t>
       </w:r>
+      <w:proofErr w:type="gramEnd"/>
       <w:r>
         <w:rPr>
           <w:spacing w:val="27"/>
         </w:rPr>
         <w:t xml:space="preserve">  </w:t>
       </w:r>
+      <w:proofErr w:type="gramStart"/>
       <w:r>
         <w:t>/</w:t>
       </w:r>
@@ -962,6 +1065,7 @@
       <w:r>
         <w:t>ALPHAVILLE</w:t>
       </w:r>
+      <w:proofErr w:type="gramEnd"/>
       <w:r>
         <w:rPr>
           <w:spacing w:val="60"/>
@@ -979,6 +1083,7 @@
         </w:rPr>
         <w:t xml:space="preserve"> </w:t>
       </w:r>
+      <w:proofErr w:type="gramStart"/>
       <w:r>
         <w:t>CEP</w:t>
       </w:r>
@@ -991,6 +1096,7 @@
       <w:r>
         <w:t>06454000</w:t>
       </w:r>
+      <w:proofErr w:type="gramEnd"/>
       <w:r>
         <w:rPr>
           <w:spacing w:val="55"/>
@@ -1009,7 +1115,11 @@
         <w:t xml:space="preserve"> </w:t>
       </w:r>
       <w:r>
-        <w:t>BARUERI-SP,</w:t>
+        <w:t>BARUERI-</w:t>
+      </w:r>
+      <w:proofErr w:type="gramStart"/>
+      <w:r>
+        <w:t>SP,</w:t>
       </w:r>
       <w:r>
         <w:rPr>
@@ -1020,6 +1130,7 @@
       <w:r>
         <w:t>inscrita</w:t>
       </w:r>
+      <w:proofErr w:type="gramEnd"/>
       <w:r>
         <w:rPr>
           <w:spacing w:val="56"/>
@@ -1699,7 +1810,15 @@
         <w:ind w:right="380"/>
       </w:pPr>
       <w:r>
-        <w:t>{{funcoes}}</w:t>
+        <w:t>{{</w:t>
+      </w:r>
+      <w:proofErr w:type="spellStart"/>
+      <w:r>
+        <w:t>funcoes</w:t>
+      </w:r>
+      <w:proofErr w:type="spellEnd"/>
+      <w:r>
+        <w:t>}}</w:t>
       </w:r>
     </w:p>
     <w:p>
@@ -1714,7 +1833,15 @@
     </w:p>
     <w:p>
       <w:r>
-        <w:t>{{observacoes}}</w:t>
+        <w:t>{{</w:t>
+      </w:r>
+      <w:proofErr w:type="spellStart"/>
+      <w:r>
+        <w:t>observacoes</w:t>
+      </w:r>
+      <w:proofErr w:type="spellEnd"/>
+      <w:r>
+        <w:t>}}</w:t>
       </w:r>
     </w:p>
     <w:p/>
@@ -1875,7 +2002,15 @@
         <w:t xml:space="preserve"> </w:t>
       </w:r>
       <w:r>
-        <w:t>{{local_execucao}}</w:t>
+        <w:t>{{</w:t>
+      </w:r>
+      <w:proofErr w:type="spellStart"/>
+      <w:r>
+        <w:t>local_execucao</w:t>
+      </w:r>
+      <w:proofErr w:type="spellEnd"/>
+      <w:r>
+        <w:t>}}</w:t>
       </w:r>
     </w:p>
     <w:p>
@@ -2262,13 +2397,29 @@
         <w:t xml:space="preserve">R$ </w:t>
       </w:r>
       <w:r>
-        <w:t>{{valor_num}}</w:t>
+        <w:t>{{</w:t>
+      </w:r>
+      <w:proofErr w:type="spellStart"/>
+      <w:r>
+        <w:t>valor_num</w:t>
+      </w:r>
+      <w:proofErr w:type="spellEnd"/>
+      <w:r>
+        <w:t>}}</w:t>
       </w:r>
       <w:r>
         <w:t xml:space="preserve"> –</w:t>
       </w:r>
       <w:r>
-        <w:t>{{valor_extenso}}</w:t>
+        <w:t>{{</w:t>
+      </w:r>
+      <w:proofErr w:type="spellStart"/>
+      <w:r>
+        <w:t>valor_extenso</w:t>
+      </w:r>
+      <w:proofErr w:type="spellEnd"/>
+      <w:r>
+        <w:t>}}</w:t>
       </w:r>
     </w:p>
     <w:p>
@@ -3329,11 +3480,19 @@
         </w:rPr>
         <w:t xml:space="preserve"> </w:t>
       </w:r>
-      <w:r>
-        <w:rPr>
-          <w:sz w:val="21"/>
-        </w:rPr>
-        <w:t>indenizatória,</w:t>
+      <w:proofErr w:type="spellStart"/>
+      <w:r>
+        <w:rPr>
+          <w:sz w:val="21"/>
+        </w:rPr>
+        <w:t>indenizatória</w:t>
+      </w:r>
+      <w:proofErr w:type="spellEnd"/>
+      <w:r>
+        <w:rPr>
+          <w:sz w:val="21"/>
+        </w:rPr>
+        <w:t>,</w:t>
       </w:r>
       <w:r>
         <w:rPr>
@@ -4427,7 +4586,21 @@
         <w:rPr>
           <w:sz w:val="21"/>
         </w:rPr>
-        <w:t>salário base da categoria prevista no sub-item 2.1 for revisto por força de determinação governamental, convenções, acordos ou dissídios coletivos, e/ou quando por decreto do Governo o salário mínimo passar</w:t>
+        <w:t xml:space="preserve">salário base da categoria prevista no </w:t>
+      </w:r>
+      <w:proofErr w:type="spellStart"/>
+      <w:r>
+        <w:rPr>
+          <w:sz w:val="21"/>
+        </w:rPr>
+        <w:t>sub-item</w:t>
+      </w:r>
+      <w:proofErr w:type="spellEnd"/>
+      <w:r>
+        <w:rPr>
+          <w:sz w:val="21"/>
+        </w:rPr>
+        <w:t xml:space="preserve"> 2.1 for revisto por força de determinação governamental, convenções, acordos ou dissídios coletivos, e/ou quando por decreto do Governo o salário mínimo passar</w:t>
       </w:r>
       <w:r>
         <w:rPr>
@@ -4902,7 +5075,21 @@
         <w:rPr>
           <w:sz w:val="21"/>
         </w:rPr>
-        <w:t xml:space="preserve">variarem de forma significativa, gerando o desequilíbrio econômico-financeiro do contrato, a </w:t>
+        <w:t xml:space="preserve">variarem de forma significativa, gerando o desequilíbrio </w:t>
+      </w:r>
+      <w:proofErr w:type="spellStart"/>
+      <w:r>
+        <w:rPr>
+          <w:sz w:val="21"/>
+        </w:rPr>
+        <w:t>econômico-financeiro</w:t>
+      </w:r>
+      <w:proofErr w:type="spellEnd"/>
+      <w:r>
+        <w:rPr>
+          <w:sz w:val="21"/>
+        </w:rPr>
+        <w:t xml:space="preserve"> do contrato, a </w:t>
       </w:r>
       <w:r>
         <w:rPr>
@@ -5694,12 +5881,21 @@
         </w:rPr>
         <w:t xml:space="preserve"> </w:t>
       </w:r>
-      <w:r>
-        <w:rPr>
-          <w:sz w:val="21"/>
-          <w:szCs w:val="21"/>
-        </w:rPr>
-        <w:t>econômico-financeiro,</w:t>
+      <w:proofErr w:type="spellStart"/>
+      <w:r>
+        <w:rPr>
+          <w:sz w:val="21"/>
+          <w:szCs w:val="21"/>
+        </w:rPr>
+        <w:t>econômico-financeiro</w:t>
+      </w:r>
+      <w:proofErr w:type="spellEnd"/>
+      <w:r>
+        <w:rPr>
+          <w:sz w:val="21"/>
+          <w:szCs w:val="21"/>
+        </w:rPr>
+        <w:t>,</w:t>
       </w:r>
       <w:r>
         <w:rPr>
@@ -6083,6 +6279,7 @@
         </w:rPr>
         <w:t xml:space="preserve"> </w:t>
       </w:r>
+      <w:proofErr w:type="spellStart"/>
       <w:r>
         <w:rPr>
           <w:sz w:val="21"/>
@@ -6090,6 +6287,7 @@
         </w:rPr>
         <w:t>sub-item</w:t>
       </w:r>
+      <w:proofErr w:type="spellEnd"/>
       <w:r>
         <w:rPr>
           <w:spacing w:val="2"/>
@@ -6578,7 +6776,29 @@
         <w:rPr>
           <w:sz w:val="21"/>
         </w:rPr>
-        <w:t>{{data_inicio}}</w:t>
+        <w:t>{{</w:t>
+      </w:r>
+      <w:proofErr w:type="spellStart"/>
+      <w:r>
+        <w:rPr>
+          <w:sz w:val="21"/>
+        </w:rPr>
+        <w:t>data_</w:t>
+      </w:r>
+      <w:proofErr w:type="gramStart"/>
+      <w:r>
+        <w:rPr>
+          <w:sz w:val="21"/>
+        </w:rPr>
+        <w:t>inicio</w:t>
+      </w:r>
+      <w:proofErr w:type="spellEnd"/>
+      <w:proofErr w:type="gramEnd"/>
+      <w:r>
+        <w:rPr>
+          <w:sz w:val="21"/>
+        </w:rPr>
+        <w:t>}}</w:t>
       </w:r>
       <w:r>
         <w:rPr>
@@ -6759,7 +6979,21 @@
         <w:rPr>
           <w:sz w:val="21"/>
         </w:rPr>
-        <w:t>e com antecedência mínima de 60 (sessenta) dias, ressalvado o disposto nos sub-itens 4.1.3 e 6.3.</w:t>
+        <w:t xml:space="preserve">e com antecedência mínima de 60 (sessenta) dias, ressalvado o disposto nos </w:t>
+      </w:r>
+      <w:proofErr w:type="spellStart"/>
+      <w:r>
+        <w:rPr>
+          <w:sz w:val="21"/>
+        </w:rPr>
+        <w:t>sub-itens</w:t>
+      </w:r>
+      <w:proofErr w:type="spellEnd"/>
+      <w:r>
+        <w:rPr>
+          <w:sz w:val="21"/>
+        </w:rPr>
+        <w:t xml:space="preserve"> 4.1.3 e 6.3.</w:t>
       </w:r>
     </w:p>
     <w:p>
@@ -6789,7 +7023,21 @@
         <w:rPr>
           <w:sz w:val="21"/>
         </w:rPr>
-        <w:t>A rescisão, feita nos moldes do sub-item 6.1, não ensejará qualquer penalidade ou direito de indenização de qualquer natureza, ressalvando-se, entretanto, as quantias devidas pelos serviços efetivamente prestados até a data da rescisão.</w:t>
+        <w:t xml:space="preserve">A rescisão, feita nos moldes do </w:t>
+      </w:r>
+      <w:proofErr w:type="spellStart"/>
+      <w:r>
+        <w:rPr>
+          <w:sz w:val="21"/>
+        </w:rPr>
+        <w:t>sub-item</w:t>
+      </w:r>
+      <w:proofErr w:type="spellEnd"/>
+      <w:r>
+        <w:rPr>
+          <w:sz w:val="21"/>
+        </w:rPr>
+        <w:t xml:space="preserve"> 6.1, não ensejará qualquer penalidade ou direito de indenização de qualquer natureza, ressalvando-se, entretanto, as quantias devidas pelos serviços efetivamente prestados até a data da rescisão.</w:t>
       </w:r>
     </w:p>
     <w:p>
@@ -7013,7 +7261,21 @@
         <w:rPr>
           <w:sz w:val="21"/>
         </w:rPr>
-        <w:t xml:space="preserve">prevista no sub-item 2.1, a </w:t>
+        <w:t xml:space="preserve">prevista no </w:t>
+      </w:r>
+      <w:proofErr w:type="spellStart"/>
+      <w:r>
+        <w:rPr>
+          <w:sz w:val="21"/>
+        </w:rPr>
+        <w:t>sub-item</w:t>
+      </w:r>
+      <w:proofErr w:type="spellEnd"/>
+      <w:r>
+        <w:rPr>
+          <w:sz w:val="21"/>
+        </w:rPr>
+        <w:t xml:space="preserve"> 2.1, a </w:t>
       </w:r>
       <w:r>
         <w:rPr>
@@ -8199,7 +8461,21 @@
         <w:rPr>
           <w:sz w:val="21"/>
         </w:rPr>
-        <w:t xml:space="preserve">, única responsável como empregadora, todas as despesas com esse pessoal, inclusive nos encargos decorrentes da legislação vigente, seja trabalhista, previdenciária,securitária </w:t>
+        <w:t xml:space="preserve">, única responsável como empregadora, todas as despesas com esse pessoal, inclusive nos encargos decorrentes da legislação vigente, seja trabalhista, </w:t>
+      </w:r>
+      <w:proofErr w:type="spellStart"/>
+      <w:r>
+        <w:rPr>
+          <w:sz w:val="21"/>
+        </w:rPr>
+        <w:t>previdenciária,securitária</w:t>
+      </w:r>
+      <w:proofErr w:type="spellEnd"/>
+      <w:r>
+        <w:rPr>
+          <w:sz w:val="21"/>
+        </w:rPr>
+        <w:t xml:space="preserve"> </w:t>
       </w:r>
       <w:r>
         <w:t>ou cumprimento das disposições legais, quer quanto à remuneração dos seus empregados, como dos demais encargos de qualquer natureza, especialmente também do seguro contra acidentes.</w:t>
@@ -8465,7 +8741,21 @@
         <w:rPr>
           <w:sz w:val="21"/>
         </w:rPr>
-        <w:t>será exclusivamente responsável pelo fornecimento,  disponibilização de todos os materiais e equipamentos</w:t>
+        <w:t xml:space="preserve">será exclusivamente responsável pelo </w:t>
+      </w:r>
+      <w:proofErr w:type="gramStart"/>
+      <w:r>
+        <w:rPr>
+          <w:sz w:val="21"/>
+        </w:rPr>
+        <w:t>fornecimento,  disponibilização</w:t>
+      </w:r>
+      <w:proofErr w:type="gramEnd"/>
+      <w:r>
+        <w:rPr>
+          <w:sz w:val="21"/>
+        </w:rPr>
+        <w:t xml:space="preserve"> de todos os materiais e equipamentos</w:t>
       </w:r>
       <w:r>
         <w:rPr>
@@ -8493,6 +8783,7 @@
         </w:rPr>
         <w:t xml:space="preserve">A </w:t>
       </w:r>
+      <w:proofErr w:type="gramStart"/>
       <w:r>
         <w:rPr>
           <w:b/>
@@ -8507,7 +8798,15 @@
           <w:spacing w:val="-2"/>
           <w:sz w:val="21"/>
         </w:rPr>
-        <w:t xml:space="preserve">  será responsável pelo fornecimento de</w:t>
+        <w:t xml:space="preserve">  será</w:t>
+      </w:r>
+      <w:proofErr w:type="gramEnd"/>
+      <w:r>
+        <w:rPr>
+          <w:spacing w:val="-2"/>
+          <w:sz w:val="21"/>
+        </w:rPr>
+        <w:t xml:space="preserve"> responsável pelo fornecimento de</w:t>
       </w:r>
       <w:r>
         <w:rPr>
@@ -9064,7 +9363,21 @@
         <w:rPr>
           <w:sz w:val="21"/>
         </w:rPr>
-        <w:t xml:space="preserve">pedido tenha como justificativa qualquer falha na realização da atividades do funcionário, postura inadequada ou outro desvio de conduta, a </w:t>
+        <w:t xml:space="preserve">pedido tenha como justificativa qualquer falha na realização </w:t>
+      </w:r>
+      <w:proofErr w:type="gramStart"/>
+      <w:r>
+        <w:rPr>
+          <w:sz w:val="21"/>
+        </w:rPr>
+        <w:t>da atividades</w:t>
+      </w:r>
+      <w:proofErr w:type="gramEnd"/>
+      <w:r>
+        <w:rPr>
+          <w:sz w:val="21"/>
+        </w:rPr>
+        <w:t xml:space="preserve"> do funcionário, postura inadequada ou outro desvio de conduta, a </w:t>
       </w:r>
       <w:r>
         <w:rPr>
@@ -9634,7 +9947,14 @@
         <w:rPr>
           <w:sz w:val="21"/>
         </w:rPr>
-        <w:t>responderá por</w:t>
+        <w:t xml:space="preserve">responderá </w:t>
+      </w:r>
+      <w:proofErr w:type="gramStart"/>
+      <w:r>
+        <w:rPr>
+          <w:sz w:val="21"/>
+        </w:rPr>
+        <w:t>por</w:t>
       </w:r>
       <w:r>
         <w:rPr>
@@ -9649,6 +9969,7 @@
         </w:rPr>
         <w:t>quaisquer</w:t>
       </w:r>
+      <w:proofErr w:type="gramEnd"/>
       <w:r>
         <w:rPr>
           <w:spacing w:val="80"/>
@@ -10042,6 +10363,7 @@
         </w:rPr>
         <w:t xml:space="preserve"> </w:t>
       </w:r>
+      <w:proofErr w:type="gramStart"/>
       <w:r>
         <w:rPr>
           <w:sz w:val="21"/>
@@ -10061,6 +10383,7 @@
         </w:rPr>
         <w:t>disposto</w:t>
       </w:r>
+      <w:proofErr w:type="gramEnd"/>
       <w:r>
         <w:rPr>
           <w:spacing w:val="40"/>
@@ -10068,6 +10391,7 @@
         </w:rPr>
         <w:t xml:space="preserve">  </w:t>
       </w:r>
+      <w:proofErr w:type="gramStart"/>
       <w:r>
         <w:rPr>
           <w:sz w:val="21"/>
@@ -10100,6 +10424,7 @@
         </w:rPr>
         <w:t>no</w:t>
       </w:r>
+      <w:proofErr w:type="gramEnd"/>
       <w:r>
         <w:rPr>
           <w:spacing w:val="40"/>
@@ -10107,6 +10432,7 @@
         </w:rPr>
         <w:t xml:space="preserve">  </w:t>
       </w:r>
+      <w:proofErr w:type="gramStart"/>
       <w:r>
         <w:rPr>
           <w:sz w:val="21"/>
@@ -10126,6 +10452,7 @@
         </w:rPr>
         <w:t>de</w:t>
       </w:r>
+      <w:proofErr w:type="gramEnd"/>
       <w:r>
         <w:rPr>
           <w:spacing w:val="40"/>
@@ -10325,6 +10652,7 @@
         </w:rPr>
         <w:t xml:space="preserve">à </w:t>
       </w:r>
+      <w:proofErr w:type="gramStart"/>
       <w:r>
         <w:rPr>
           <w:b/>
@@ -10351,6 +10679,7 @@
         </w:rPr>
         <w:t>bem</w:t>
       </w:r>
+      <w:proofErr w:type="gramEnd"/>
       <w:r>
         <w:rPr>
           <w:spacing w:val="40"/>
@@ -10358,6 +10687,7 @@
         </w:rPr>
         <w:t xml:space="preserve">  </w:t>
       </w:r>
+      <w:proofErr w:type="gramStart"/>
       <w:r>
         <w:rPr>
           <w:sz w:val="21"/>
@@ -10377,6 +10707,7 @@
         </w:rPr>
         <w:t>reparar</w:t>
       </w:r>
+      <w:proofErr w:type="gramEnd"/>
       <w:r>
         <w:rPr>
           <w:spacing w:val="40"/>
@@ -10384,6 +10715,7 @@
         </w:rPr>
         <w:t xml:space="preserve">  </w:t>
       </w:r>
+      <w:proofErr w:type="gramStart"/>
       <w:r>
         <w:rPr>
           <w:sz w:val="21"/>
@@ -10403,6 +10735,7 @@
         </w:rPr>
         <w:t>perdas</w:t>
       </w:r>
+      <w:proofErr w:type="gramEnd"/>
       <w:r>
         <w:rPr>
           <w:spacing w:val="40"/>
@@ -10410,6 +10743,7 @@
         </w:rPr>
         <w:t xml:space="preserve">  </w:t>
       </w:r>
+      <w:proofErr w:type="gramStart"/>
       <w:r>
         <w:rPr>
           <w:sz w:val="21"/>
@@ -10429,6 +10763,7 @@
         </w:rPr>
         <w:t>danos</w:t>
       </w:r>
+      <w:proofErr w:type="gramEnd"/>
       <w:r>
         <w:rPr>
           <w:spacing w:val="80"/>
@@ -10436,6 +10771,7 @@
         </w:rPr>
         <w:t xml:space="preserve">  </w:t>
       </w:r>
+      <w:proofErr w:type="gramStart"/>
       <w:r>
         <w:rPr>
           <w:sz w:val="21"/>
@@ -10453,7 +10789,14 @@
         <w:rPr>
           <w:sz w:val="21"/>
         </w:rPr>
-        <w:t>natureza patrimonial</w:t>
+        <w:t>natureza</w:t>
+      </w:r>
+      <w:proofErr w:type="gramEnd"/>
+      <w:r>
+        <w:rPr>
+          <w:sz w:val="21"/>
+        </w:rPr>
+        <w:t xml:space="preserve"> patrimonial</w:t>
       </w:r>
       <w:r>
         <w:rPr>
@@ -10759,6 +11102,7 @@
         </w:rPr>
         <w:t xml:space="preserve"> </w:t>
       </w:r>
+      <w:proofErr w:type="gramStart"/>
       <w:r>
         <w:t>bem</w:t>
       </w:r>
@@ -10775,7 +11119,11 @@
         <w:t xml:space="preserve"> </w:t>
       </w:r>
       <w:r>
-        <w:t xml:space="preserve">como vestiário para os funcionários da </w:t>
+        <w:t>como</w:t>
+      </w:r>
+      <w:proofErr w:type="gramEnd"/>
+      <w:r>
+        <w:t xml:space="preserve"> vestiário para os funcionários da </w:t>
       </w:r>
       <w:r>
         <w:rPr>
@@ -12403,7 +12751,25 @@
           <w:sz w:val="21"/>
           <w:szCs w:val="21"/>
         </w:rPr>
-        <w:t xml:space="preserve">    autorização  por escrito.</w:t>
+        <w:t xml:space="preserve">    </w:t>
+      </w:r>
+      <w:proofErr w:type="gramStart"/>
+      <w:r>
+        <w:rPr>
+          <w:spacing w:val="-2"/>
+          <w:sz w:val="21"/>
+          <w:szCs w:val="21"/>
+        </w:rPr>
+        <w:t>autorização  por</w:t>
+      </w:r>
+      <w:proofErr w:type="gramEnd"/>
+      <w:r>
+        <w:rPr>
+          <w:spacing w:val="-2"/>
+          <w:sz w:val="21"/>
+          <w:szCs w:val="21"/>
+        </w:rPr>
+        <w:t xml:space="preserve"> escrito.</w:t>
       </w:r>
     </w:p>
     <w:p>
@@ -12421,21 +12787,37 @@
           <w:rFonts w:ascii="Franklin Gothic Book" w:hAnsi="Franklin Gothic Book"/>
           <w:w w:val="125"/>
         </w:rPr>
-        <w:t>Este contrato constitui o entendimento completo entre as partes e</w:t>
-      </w:r>
+        <w:t xml:space="preserve">Este contrato constitui o entendimento completo entre as partes </w:t>
+      </w:r>
+      <w:proofErr w:type="gramStart"/>
       <w:r>
         <w:rPr>
           <w:rFonts w:ascii="Franklin Gothic Book" w:hAnsi="Franklin Gothic Book"/>
           <w:w w:val="125"/>
         </w:rPr>
-        <w:t xml:space="preserve">  s</w:t>
+        <w:t>e</w:t>
       </w:r>
       <w:r>
         <w:rPr>
           <w:rFonts w:ascii="Franklin Gothic Book" w:hAnsi="Franklin Gothic Book"/>
           <w:w w:val="125"/>
         </w:rPr>
-        <w:t>ubstitui quaisquer acordos, negociações ou discussões anteriores</w:t>
+        <w:t xml:space="preserve">  s</w:t>
+      </w:r>
+      <w:r>
+        <w:rPr>
+          <w:rFonts w:ascii="Franklin Gothic Book" w:hAnsi="Franklin Gothic Book"/>
+          <w:w w:val="125"/>
+        </w:rPr>
+        <w:t>ubstitui</w:t>
+      </w:r>
+      <w:proofErr w:type="gramEnd"/>
+      <w:r>
+        <w:rPr>
+          <w:rFonts w:ascii="Franklin Gothic Book" w:hAnsi="Franklin Gothic Book"/>
+          <w:w w:val="125"/>
+        </w:rPr>
+        <w:t xml:space="preserve"> quaisquer acordos, negociações ou discussões anteriores</w:t>
       </w:r>
       <w:r>
         <w:rPr>
@@ -12806,7 +13188,23 @@
           <w:rFonts w:ascii="Franklin Gothic Book" w:hAnsi="Franklin Gothic Book"/>
           <w:w w:val="125"/>
         </w:rPr>
-        <w:t>{{nome_cliente}}</w:t>
+        <w:t>{{</w:t>
+      </w:r>
+      <w:proofErr w:type="spellStart"/>
+      <w:r>
+        <w:rPr>
+          <w:rFonts w:ascii="Franklin Gothic Book" w:hAnsi="Franklin Gothic Book"/>
+          <w:w w:val="125"/>
+        </w:rPr>
+        <w:t>nome_cliente</w:t>
+      </w:r>
+      <w:proofErr w:type="spellEnd"/>
+      <w:r>
+        <w:rPr>
+          <w:rFonts w:ascii="Franklin Gothic Book" w:hAnsi="Franklin Gothic Book"/>
+          <w:w w:val="125"/>
+        </w:rPr>
+        <w:t>}}</w:t>
       </w:r>
     </w:p>
     <w:p>
@@ -16635,6 +17033,7 @@
   <w:style w:type="character" w:default="1" w:styleId="Fontepargpadro">
     <w:name w:val="Default Paragraph Font"/>
     <w:uiPriority w:val="1"/>
+    <w:semiHidden/>
     <w:unhideWhenUsed/>
   </w:style>
   <w:style w:type="table" w:default="1" w:styleId="Tabelanormal">

--- a/Documento Contrato Serviço - Modelo.docx
+++ b/Documento Contrato Serviço - Modelo.docx
@@ -276,14 +276,12 @@
         </w:rPr>
         <w:t>{{</w:t>
       </w:r>
-      <w:proofErr w:type="spellStart"/>
       <w:r>
         <w:rPr>
           <w:b/>
         </w:rPr>
         <w:t>tipo_servico</w:t>
       </w:r>
-      <w:proofErr w:type="spellEnd"/>
       <w:r>
         <w:rPr>
           <w:b/>
@@ -335,32 +333,17 @@
         </w:rPr>
         <w:t>{{</w:t>
       </w:r>
-      <w:proofErr w:type="spellStart"/>
-      <w:r>
-        <w:rPr>
-          <w:b/>
-        </w:rPr>
-        <w:t>nome</w:t>
-      </w:r>
-      <w:r>
-        <w:rPr>
-          <w:b/>
-        </w:rPr>
-        <w:t>_servico</w:t>
-      </w:r>
-      <w:proofErr w:type="spellEnd"/>
-      <w:r>
-        <w:rPr>
-          <w:b/>
-        </w:rPr>
-        <w:t>}</w:t>
-      </w:r>
-      <w:proofErr w:type="gramStart"/>
-      <w:r>
-        <w:rPr>
-          <w:b/>
-        </w:rPr>
-        <w:t>}</w:t>
+      <w:r>
+        <w:rPr>
+          <w:b/>
+        </w:rPr>
+        <w:t>nome_servico</w:t>
+      </w:r>
+      <w:r>
+        <w:rPr>
+          <w:b/>
+        </w:rPr>
+        <w:t>}}</w:t>
       </w:r>
       <w:r>
         <w:t>,</w:t>
@@ -386,7 +369,6 @@
         </w:rPr>
         <w:t>da</w:t>
       </w:r>
-      <w:proofErr w:type="gramEnd"/>
       <w:r>
         <w:rPr>
           <w:color w:val="0C0C0C"/>
@@ -450,21 +432,12 @@
         </w:rPr>
         <w:t xml:space="preserve"> </w:t>
       </w:r>
-      <w:proofErr w:type="spellStart"/>
       <w:r>
         <w:rPr>
           <w:color w:val="1A1A1A"/>
           <w:w w:val="105"/>
         </w:rPr>
-        <w:t>adendos</w:t>
-      </w:r>
-      <w:proofErr w:type="spellEnd"/>
-      <w:r>
-        <w:rPr>
-          <w:color w:val="1A1A1A"/>
-          <w:w w:val="105"/>
-        </w:rPr>
-        <w:t>,</w:t>
+        <w:t>adendos,</w:t>
       </w:r>
       <w:r>
         <w:rPr>
@@ -750,109 +723,73 @@
         <w:rPr>
           <w:b/>
         </w:rPr>
+        <w:t>{{nome_cliente}}</w:t>
+      </w:r>
+      <w:r>
+        <w:t>,</w:t>
+      </w:r>
+      <w:r>
+        <w:rPr>
+          <w:spacing w:val="-5"/>
+        </w:rPr>
+        <w:t xml:space="preserve"> </w:t>
+      </w:r>
+      <w:r>
+        <w:t>sociedade</w:t>
+      </w:r>
+      <w:r>
+        <w:rPr>
+          <w:spacing w:val="-7"/>
+        </w:rPr>
+        <w:t xml:space="preserve"> </w:t>
+      </w:r>
+      <w:r>
+        <w:t>empresária</w:t>
+      </w:r>
+      <w:r>
+        <w:rPr>
+          <w:spacing w:val="-7"/>
+        </w:rPr>
+        <w:t xml:space="preserve"> </w:t>
+      </w:r>
+      <w:r>
+        <w:t>limitada</w:t>
+      </w:r>
+      <w:r>
+        <w:rPr>
+          <w:spacing w:val="-5"/>
+        </w:rPr>
+        <w:t xml:space="preserve"> </w:t>
+      </w:r>
+      <w:r>
+        <w:t xml:space="preserve">sediada na </w:t>
+      </w:r>
+      <w:r>
+        <w:t>{{endereco_cliente}}</w:t>
+      </w:r>
+      <w:r>
+        <w:t>, inscrita no CNPJ/MF sob nº</w:t>
+      </w:r>
+      <w:r>
+        <w:t xml:space="preserve"> </w:t>
+      </w:r>
+      <w:r>
         <w:t>{{</w:t>
       </w:r>
-      <w:proofErr w:type="spellStart"/>
-      <w:r>
-        <w:rPr>
-          <w:b/>
-        </w:rPr>
-        <w:t>nome_cliente</w:t>
-      </w:r>
-      <w:proofErr w:type="spellEnd"/>
-      <w:r>
-        <w:rPr>
-          <w:b/>
-        </w:rPr>
+      <w:r>
+        <w:t>cnpj</w:t>
+      </w:r>
+      <w:r>
         <w:t>}}</w:t>
       </w:r>
       <w:r>
-        <w:t>,</w:t>
-      </w:r>
-      <w:r>
-        <w:rPr>
-          <w:spacing w:val="-5"/>
-        </w:rPr>
-        <w:t xml:space="preserve"> </w:t>
-      </w:r>
-      <w:r>
-        <w:t>sociedade</w:t>
-      </w:r>
-      <w:r>
-        <w:rPr>
-          <w:spacing w:val="-7"/>
-        </w:rPr>
-        <w:t xml:space="preserve"> </w:t>
-      </w:r>
-      <w:r>
-        <w:t>empresária</w:t>
-      </w:r>
-      <w:r>
-        <w:rPr>
-          <w:spacing w:val="-7"/>
-        </w:rPr>
-        <w:t xml:space="preserve"> </w:t>
-      </w:r>
-      <w:r>
-        <w:t>limitada</w:t>
-      </w:r>
-      <w:r>
-        <w:rPr>
-          <w:spacing w:val="-5"/>
-        </w:rPr>
-        <w:t xml:space="preserve"> </w:t>
-      </w:r>
-      <w:r>
-        <w:t xml:space="preserve">sediada na </w:t>
-      </w:r>
-      <w:r>
-        <w:t>{{</w:t>
-      </w:r>
-      <w:proofErr w:type="spellStart"/>
-      <w:r>
-        <w:t>endereco_cliente</w:t>
-      </w:r>
-      <w:proofErr w:type="spellEnd"/>
-      <w:r>
-        <w:t>}}</w:t>
-      </w:r>
-      <w:r>
-        <w:t>, inscrita no CNPJ/MF sob nº</w:t>
-      </w:r>
-      <w:r>
-        <w:t xml:space="preserve"> </w:t>
-      </w:r>
-      <w:r>
-        <w:t>{{</w:t>
-      </w:r>
-      <w:proofErr w:type="spellStart"/>
-      <w:r>
-        <w:t>cnpj</w:t>
-      </w:r>
-      <w:proofErr w:type="spellEnd"/>
-      <w:r>
-        <w:t>}}</w:t>
-      </w:r>
-      <w:r>
         <w:t xml:space="preserve">, </w:t>
       </w:r>
       <w:r>
         <w:t xml:space="preserve">INCRIÇÃO ESTADUAL nº </w:t>
       </w:r>
       <w:r>
-        <w:t>{{</w:t>
-      </w:r>
-      <w:proofErr w:type="spellStart"/>
-      <w:r>
-        <w:t>ie_cliente</w:t>
-      </w:r>
-      <w:proofErr w:type="spellEnd"/>
-      <w:r>
-        <w:t>}</w:t>
-      </w:r>
-      <w:proofErr w:type="gramStart"/>
-      <w:r>
-        <w:t>}</w:t>
+        <w:t>{{ie_cliente}}</w:t>
       </w:r>
       <w:r>
         <w:t xml:space="preserve"> </w:t>
@@ -861,14 +798,7 @@
         <w:rPr>
           <w:sz w:val="23"/>
         </w:rPr>
-        <w:t>,</w:t>
-      </w:r>
-      <w:proofErr w:type="gramEnd"/>
-      <w:r>
-        <w:rPr>
-          <w:sz w:val="23"/>
-        </w:rPr>
-        <w:t xml:space="preserve"> </w:t>
+        <w:t xml:space="preserve">, </w:t>
       </w:r>
       <w:r>
         <w:t>representada neste ato em conformidade com seu</w:t>
@@ -1032,7 +962,6 @@
         </w:rPr>
         <w:t xml:space="preserve"> </w:t>
       </w:r>
-      <w:proofErr w:type="gramStart"/>
       <w:r>
         <w:t>E</w:t>
       </w:r>
@@ -1045,14 +974,12 @@
       <w:r>
         <w:t>EMPR</w:t>
       </w:r>
-      <w:proofErr w:type="gramEnd"/>
       <w:r>
         <w:rPr>
           <w:spacing w:val="27"/>
         </w:rPr>
         <w:t xml:space="preserve">  </w:t>
       </w:r>
-      <w:proofErr w:type="gramStart"/>
       <w:r>
         <w:t>/</w:t>
       </w:r>
@@ -1065,7 +992,6 @@
       <w:r>
         <w:t>ALPHAVILLE</w:t>
       </w:r>
-      <w:proofErr w:type="gramEnd"/>
       <w:r>
         <w:rPr>
           <w:spacing w:val="60"/>
@@ -1083,7 +1009,6 @@
         </w:rPr>
         <w:t xml:space="preserve"> </w:t>
       </w:r>
-      <w:proofErr w:type="gramStart"/>
       <w:r>
         <w:t>CEP</w:t>
       </w:r>
@@ -1096,7 +1021,6 @@
       <w:r>
         <w:t>06454000</w:t>
       </w:r>
-      <w:proofErr w:type="gramEnd"/>
       <w:r>
         <w:rPr>
           <w:spacing w:val="55"/>
@@ -1115,11 +1039,7 @@
         <w:t xml:space="preserve"> </w:t>
       </w:r>
       <w:r>
-        <w:t>BARUERI-</w:t>
-      </w:r>
-      <w:proofErr w:type="gramStart"/>
-      <w:r>
-        <w:t>SP,</w:t>
+        <w:t>BARUERI-SP,</w:t>
       </w:r>
       <w:r>
         <w:rPr>
@@ -1130,7 +1050,6 @@
       <w:r>
         <w:t>inscrita</w:t>
       </w:r>
-      <w:proofErr w:type="gramEnd"/>
       <w:r>
         <w:rPr>
           <w:spacing w:val="56"/>
@@ -1810,15 +1729,7 @@
         <w:ind w:right="380"/>
       </w:pPr>
       <w:r>
-        <w:t>{{</w:t>
-      </w:r>
-      <w:proofErr w:type="spellStart"/>
-      <w:r>
-        <w:t>funcoes</w:t>
-      </w:r>
-      <w:proofErr w:type="spellEnd"/>
-      <w:r>
-        <w:t>}}</w:t>
+        <w:t>{{funcoes}}</w:t>
       </w:r>
     </w:p>
     <w:p>
@@ -1833,15 +1744,7 @@
     </w:p>
     <w:p>
       <w:r>
-        <w:t>{{</w:t>
-      </w:r>
-      <w:proofErr w:type="spellStart"/>
-      <w:r>
-        <w:t>observacoes</w:t>
-      </w:r>
-      <w:proofErr w:type="spellEnd"/>
-      <w:r>
-        <w:t>}}</w:t>
+        <w:t>{{observacoes}}</w:t>
       </w:r>
     </w:p>
     <w:p/>
@@ -2002,15 +1905,7 @@
         <w:t xml:space="preserve"> </w:t>
       </w:r>
       <w:r>
-        <w:t>{{</w:t>
-      </w:r>
-      <w:proofErr w:type="spellStart"/>
-      <w:r>
-        <w:t>local_execucao</w:t>
-      </w:r>
-      <w:proofErr w:type="spellEnd"/>
-      <w:r>
-        <w:t>}}</w:t>
+        <w:t>{{local_execucao}}</w:t>
       </w:r>
     </w:p>
     <w:p>
@@ -2397,29 +2292,13 @@
         <w:t xml:space="preserve">R$ </w:t>
       </w:r>
       <w:r>
-        <w:t>{{</w:t>
-      </w:r>
-      <w:proofErr w:type="spellStart"/>
-      <w:r>
-        <w:t>valor_num</w:t>
-      </w:r>
-      <w:proofErr w:type="spellEnd"/>
-      <w:r>
-        <w:t>}}</w:t>
+        <w:t>{{valor_num}}</w:t>
       </w:r>
       <w:r>
         <w:t xml:space="preserve"> –</w:t>
       </w:r>
       <w:r>
-        <w:t>{{</w:t>
-      </w:r>
-      <w:proofErr w:type="spellStart"/>
-      <w:r>
-        <w:t>valor_extenso</w:t>
-      </w:r>
-      <w:proofErr w:type="spellEnd"/>
-      <w:r>
-        <w:t>}}</w:t>
+        <w:t>{{valor_extenso}}</w:t>
       </w:r>
     </w:p>
     <w:p>
@@ -3239,24 +3118,10 @@
       <w:r>
         <w:rPr>
           <w:b/>
-          <w:spacing w:val="-2"/>
-          <w:sz w:val="21"/>
-        </w:rPr>
-        <w:t>Prêmio</w:t>
-      </w:r>
-      <w:r>
-        <w:rPr>
-          <w:b/>
-          <w:spacing w:val="-2"/>
-          <w:sz w:val="21"/>
-        </w:rPr>
-        <w:t xml:space="preserve"> </w:t>
-      </w:r>
-      <w:r>
-        <w:rPr>
-          <w:b/>
-        </w:rPr>
-        <w:t>Assiduidade</w:t>
+          <w:bCs/>
+          <w:sz w:val="21"/>
+        </w:rPr>
+        <w:t>Cesta Básica II</w:t>
       </w:r>
       <w:r>
         <w:t>”,</w:t>
@@ -3480,19 +3345,11 @@
         </w:rPr>
         <w:t xml:space="preserve"> </w:t>
       </w:r>
-      <w:proofErr w:type="spellStart"/>
-      <w:r>
-        <w:rPr>
-          <w:sz w:val="21"/>
-        </w:rPr>
-        <w:t>indenizatória</w:t>
-      </w:r>
-      <w:proofErr w:type="spellEnd"/>
-      <w:r>
-        <w:rPr>
-          <w:sz w:val="21"/>
-        </w:rPr>
-        <w:t>,</w:t>
+      <w:r>
+        <w:rPr>
+          <w:sz w:val="21"/>
+        </w:rPr>
+        <w:t>indenizatória,</w:t>
       </w:r>
       <w:r>
         <w:rPr>
@@ -3746,7 +3603,35 @@
           <w:b/>
           <w:sz w:val="21"/>
         </w:rPr>
-        <w:t>R$ 2.542,86 (dois mil, quinhentos e quarenta e dois reais e oitenta e seis centavos)</w:t>
+        <w:t>R$ 2.</w:t>
+      </w:r>
+      <w:r>
+        <w:rPr>
+          <w:b/>
+          <w:sz w:val="21"/>
+        </w:rPr>
+        <w:t>720,86</w:t>
+      </w:r>
+      <w:r>
+        <w:rPr>
+          <w:b/>
+          <w:sz w:val="21"/>
+        </w:rPr>
+        <w:t xml:space="preserve"> (dois mil, </w:t>
+      </w:r>
+      <w:r>
+        <w:rPr>
+          <w:b/>
+          <w:sz w:val="21"/>
+        </w:rPr>
+        <w:t>Setecentos e Vinte Reais e Oitenta e Seis Centavos</w:t>
+      </w:r>
+      <w:r>
+        <w:rPr>
+          <w:b/>
+          <w:sz w:val="21"/>
+        </w:rPr>
+        <w:t>)</w:t>
       </w:r>
       <w:r>
         <w:rPr>
@@ -3821,252 +3706,311 @@
       </w:pPr>
       <w:r>
         <w:rPr>
-          <w:sz w:val="21"/>
-        </w:rPr>
-        <w:t>O</w:t>
-      </w:r>
-      <w:r>
-        <w:rPr>
-          <w:spacing w:val="-7"/>
-          <w:sz w:val="21"/>
-        </w:rPr>
-        <w:t xml:space="preserve"> </w:t>
-      </w:r>
-      <w:r>
-        <w:rPr>
-          <w:sz w:val="21"/>
-        </w:rPr>
-        <w:t>valor</w:t>
-      </w:r>
-      <w:r>
-        <w:rPr>
-          <w:spacing w:val="-9"/>
-          <w:sz w:val="21"/>
-        </w:rPr>
-        <w:t xml:space="preserve"> </w:t>
-      </w:r>
-      <w:r>
-        <w:rPr>
-          <w:sz w:val="21"/>
-        </w:rPr>
-        <w:t>mensal</w:t>
-      </w:r>
-      <w:r>
-        <w:rPr>
-          <w:spacing w:val="-9"/>
-          <w:sz w:val="21"/>
-        </w:rPr>
-        <w:t xml:space="preserve"> </w:t>
-      </w:r>
-      <w:r>
-        <w:rPr>
-          <w:sz w:val="21"/>
-        </w:rPr>
-        <w:t>do</w:t>
-      </w:r>
-      <w:r>
-        <w:rPr>
-          <w:spacing w:val="-8"/>
-          <w:sz w:val="21"/>
-        </w:rPr>
-        <w:t xml:space="preserve"> </w:t>
-      </w:r>
-      <w:r>
-        <w:rPr>
-          <w:sz w:val="21"/>
-        </w:rPr>
-        <w:t>benefício,</w:t>
-      </w:r>
-      <w:r>
-        <w:rPr>
-          <w:spacing w:val="-8"/>
-          <w:sz w:val="21"/>
-        </w:rPr>
-        <w:t xml:space="preserve"> </w:t>
-      </w:r>
-      <w:r>
-        <w:rPr>
-          <w:sz w:val="21"/>
-        </w:rPr>
-        <w:t>conforme</w:t>
-      </w:r>
-      <w:r>
-        <w:rPr>
-          <w:spacing w:val="-9"/>
-          <w:sz w:val="21"/>
-        </w:rPr>
-        <w:t xml:space="preserve"> </w:t>
-      </w:r>
-      <w:r>
-        <w:rPr>
-          <w:sz w:val="21"/>
-        </w:rPr>
-        <w:t>definido</w:t>
-      </w:r>
-      <w:r>
-        <w:rPr>
-          <w:spacing w:val="-8"/>
-          <w:sz w:val="21"/>
-        </w:rPr>
-        <w:t xml:space="preserve"> </w:t>
-      </w:r>
-      <w:r>
-        <w:rPr>
-          <w:sz w:val="21"/>
-        </w:rPr>
-        <w:t>em</w:t>
-      </w:r>
-      <w:r>
-        <w:rPr>
-          <w:spacing w:val="-9"/>
-          <w:sz w:val="21"/>
-        </w:rPr>
-        <w:t xml:space="preserve"> </w:t>
-      </w:r>
-      <w:r>
-        <w:rPr>
-          <w:sz w:val="21"/>
-        </w:rPr>
-        <w:t>norma</w:t>
-      </w:r>
-      <w:r>
-        <w:rPr>
-          <w:spacing w:val="-9"/>
-          <w:sz w:val="21"/>
-        </w:rPr>
-        <w:t xml:space="preserve"> </w:t>
-      </w:r>
-      <w:r>
-        <w:rPr>
-          <w:sz w:val="21"/>
-        </w:rPr>
-        <w:t>coletiva,</w:t>
-      </w:r>
-      <w:r>
-        <w:rPr>
-          <w:spacing w:val="-8"/>
-          <w:sz w:val="21"/>
-        </w:rPr>
-        <w:t xml:space="preserve"> </w:t>
-      </w:r>
-      <w:r>
-        <w:rPr>
-          <w:sz w:val="21"/>
-        </w:rPr>
-        <w:t>será</w:t>
-      </w:r>
-      <w:r>
-        <w:rPr>
-          <w:spacing w:val="-9"/>
-          <w:sz w:val="21"/>
-        </w:rPr>
-        <w:t xml:space="preserve"> </w:t>
-      </w:r>
-      <w:r>
-        <w:rPr>
-          <w:sz w:val="21"/>
-        </w:rPr>
-        <w:t>de</w:t>
-      </w:r>
-      <w:r>
-        <w:rPr>
-          <w:spacing w:val="-9"/>
-          <w:sz w:val="21"/>
-        </w:rPr>
-        <w:t xml:space="preserve"> </w:t>
-      </w:r>
-      <w:r>
-        <w:rPr>
-          <w:b/>
-          <w:sz w:val="21"/>
-        </w:rPr>
-        <w:t>R$</w:t>
-      </w:r>
-      <w:r>
-        <w:rPr>
-          <w:b/>
-          <w:spacing w:val="-8"/>
-          <w:sz w:val="21"/>
-        </w:rPr>
-        <w:t xml:space="preserve"> </w:t>
-      </w:r>
-      <w:r>
-        <w:rPr>
-          <w:b/>
-          <w:sz w:val="21"/>
-        </w:rPr>
-        <w:t>300,00</w:t>
-      </w:r>
-      <w:r>
-        <w:rPr>
-          <w:b/>
-          <w:spacing w:val="-8"/>
-          <w:sz w:val="21"/>
-        </w:rPr>
-        <w:t xml:space="preserve"> </w:t>
-      </w:r>
-      <w:r>
-        <w:rPr>
-          <w:b/>
-          <w:sz w:val="21"/>
-        </w:rPr>
-        <w:t>(trezentos reais) para trabalhadores com jornada de 8 horas diárias (44 horas semanais), incluindo os regimes de 6 horas diárias</w:t>
-      </w:r>
-      <w:r>
-        <w:rPr>
-          <w:b/>
-          <w:spacing w:val="-2"/>
-          <w:sz w:val="21"/>
-        </w:rPr>
-        <w:t xml:space="preserve"> </w:t>
-      </w:r>
-      <w:r>
-        <w:rPr>
-          <w:b/>
-          <w:sz w:val="21"/>
-        </w:rPr>
-        <w:t xml:space="preserve">e 12x36, </w:t>
-      </w:r>
-      <w:r>
-        <w:rPr>
-          <w:sz w:val="21"/>
-        </w:rPr>
-        <w:t>e</w:t>
-      </w:r>
-      <w:r>
-        <w:rPr>
-          <w:spacing w:val="-1"/>
-          <w:sz w:val="21"/>
-        </w:rPr>
-        <w:t xml:space="preserve"> </w:t>
-      </w:r>
-      <w:r>
-        <w:rPr>
-          <w:b/>
-          <w:sz w:val="21"/>
-        </w:rPr>
-        <w:t>R$ 150,00 (cento</w:t>
-      </w:r>
-      <w:r>
-        <w:rPr>
-          <w:b/>
-          <w:spacing w:val="-1"/>
-          <w:sz w:val="21"/>
-        </w:rPr>
-        <w:t xml:space="preserve"> </w:t>
-      </w:r>
-      <w:r>
-        <w:rPr>
-          <w:b/>
-          <w:sz w:val="21"/>
-        </w:rPr>
-        <w:t xml:space="preserve">e cinquenta reais) </w:t>
-      </w:r>
-      <w:r>
-        <w:rPr>
-          <w:sz w:val="21"/>
-        </w:rPr>
-        <w:t>para trabalhadores com jornada de 4 horas diárias, devendo ser integralmente considerado na composição do custo do posto de trabalho</w:t>
+          <w:b/>
+          <w:bCs/>
+          <w:sz w:val="21"/>
+        </w:rPr>
+        <w:t>Cesta Básica II:</w:t>
+      </w:r>
+      <w:r>
+        <w:rPr>
+          <w:sz w:val="21"/>
+        </w:rPr>
+        <w:t xml:space="preserve"> A </w:t>
+      </w:r>
+      <w:r>
+        <w:rPr>
+          <w:b/>
+          <w:bCs/>
+          <w:sz w:val="21"/>
+        </w:rPr>
+        <w:t>CONTRATADA</w:t>
+      </w:r>
+      <w:r>
+        <w:rPr>
+          <w:sz w:val="21"/>
+        </w:rPr>
+        <w:t xml:space="preserve"> concederá aos </w:t>
+      </w:r>
+      <w:r>
+        <w:rPr>
+          <w:b/>
+          <w:bCs/>
+          <w:sz w:val="21"/>
+        </w:rPr>
+        <w:t>colaboradores</w:t>
+      </w:r>
+      <w:r>
+        <w:rPr>
+          <w:sz w:val="21"/>
+        </w:rPr>
+        <w:t xml:space="preserve"> alocados neste contrato o benefício </w:t>
+      </w:r>
+      <w:r>
+        <w:rPr>
+          <w:b/>
+          <w:bCs/>
+          <w:sz w:val="21"/>
+        </w:rPr>
+        <w:t>CESTA BÁSICA II</w:t>
+      </w:r>
+      <w:r>
+        <w:rPr>
+          <w:sz w:val="21"/>
+        </w:rPr>
+        <w:t xml:space="preserve">, conforme norma coletiva, no valor de </w:t>
+      </w:r>
+      <w:r>
+        <w:rPr>
+          <w:b/>
+          <w:bCs/>
+          <w:sz w:val="21"/>
+        </w:rPr>
+        <w:t>R$ 315,00</w:t>
+      </w:r>
+      <w:r>
+        <w:rPr>
+          <w:sz w:val="21"/>
+        </w:rPr>
+        <w:t xml:space="preserve"> para jornadas de </w:t>
+      </w:r>
+      <w:r>
+        <w:rPr>
+          <w:b/>
+          <w:bCs/>
+          <w:sz w:val="21"/>
+        </w:rPr>
+        <w:t>8h/6h/12x36</w:t>
+      </w:r>
+      <w:r>
+        <w:rPr>
+          <w:sz w:val="21"/>
+        </w:rPr>
+        <w:t xml:space="preserve"> e de </w:t>
+      </w:r>
+      <w:r>
+        <w:rPr>
+          <w:b/>
+          <w:bCs/>
+          <w:sz w:val="21"/>
+        </w:rPr>
+        <w:t>R$ 150,00</w:t>
+      </w:r>
+      <w:r>
+        <w:rPr>
+          <w:sz w:val="21"/>
+        </w:rPr>
+        <w:t xml:space="preserve"> para jornada de </w:t>
+      </w:r>
+      <w:r>
+        <w:rPr>
+          <w:b/>
+          <w:bCs/>
+          <w:sz w:val="21"/>
+        </w:rPr>
+        <w:t>4h</w:t>
+      </w:r>
+      <w:r>
+        <w:rPr>
+          <w:sz w:val="21"/>
+        </w:rPr>
+        <w:t xml:space="preserve">, condicionado à assiduidade no mês de apuração, sendo que </w:t>
+      </w:r>
+      <w:r>
+        <w:rPr>
+          <w:b/>
+          <w:bCs/>
+          <w:sz w:val="21"/>
+        </w:rPr>
+        <w:t>falta injustificada</w:t>
+      </w:r>
+      <w:r>
+        <w:rPr>
+          <w:sz w:val="21"/>
+        </w:rPr>
+        <w:t xml:space="preserve"> implica </w:t>
+      </w:r>
+      <w:r>
+        <w:rPr>
+          <w:b/>
+          <w:bCs/>
+          <w:sz w:val="21"/>
+        </w:rPr>
+        <w:t>perda integral</w:t>
+      </w:r>
+      <w:r>
+        <w:rPr>
+          <w:sz w:val="21"/>
+        </w:rPr>
+        <w:t xml:space="preserve"> do benefício e, havendo </w:t>
+      </w:r>
+      <w:r>
+        <w:rPr>
+          <w:b/>
+          <w:bCs/>
+          <w:sz w:val="21"/>
+        </w:rPr>
+        <w:t>atestado médico</w:t>
+      </w:r>
+      <w:r>
+        <w:rPr>
+          <w:sz w:val="21"/>
+        </w:rPr>
+        <w:t xml:space="preserve">, o valor será reduzido para </w:t>
+      </w:r>
+      <w:r>
+        <w:rPr>
+          <w:b/>
+          <w:bCs/>
+          <w:sz w:val="21"/>
+        </w:rPr>
+        <w:t>R$ 240,00</w:t>
+      </w:r>
+      <w:r>
+        <w:rPr>
+          <w:sz w:val="21"/>
+        </w:rPr>
+        <w:t xml:space="preserve"> em caso de </w:t>
+      </w:r>
+      <w:r>
+        <w:rPr>
+          <w:b/>
+          <w:bCs/>
+          <w:sz w:val="21"/>
+        </w:rPr>
+        <w:t>01 dia</w:t>
+      </w:r>
+      <w:r>
+        <w:rPr>
+          <w:sz w:val="21"/>
+        </w:rPr>
+        <w:t xml:space="preserve">, para </w:t>
+      </w:r>
+      <w:r>
+        <w:rPr>
+          <w:b/>
+          <w:bCs/>
+          <w:sz w:val="21"/>
+        </w:rPr>
+        <w:t>R$ 140,00</w:t>
+      </w:r>
+      <w:r>
+        <w:rPr>
+          <w:sz w:val="21"/>
+        </w:rPr>
+        <w:t xml:space="preserve"> em caso de </w:t>
+      </w:r>
+      <w:r>
+        <w:rPr>
+          <w:b/>
+          <w:bCs/>
+          <w:sz w:val="21"/>
+        </w:rPr>
+        <w:t>02 dias</w:t>
+      </w:r>
+      <w:r>
+        <w:rPr>
+          <w:sz w:val="21"/>
+        </w:rPr>
+        <w:t xml:space="preserve">, e será </w:t>
+      </w:r>
+      <w:r>
+        <w:rPr>
+          <w:b/>
+          <w:bCs/>
+          <w:sz w:val="21"/>
+        </w:rPr>
+        <w:t>indevido</w:t>
+      </w:r>
+      <w:r>
+        <w:rPr>
+          <w:sz w:val="21"/>
+        </w:rPr>
+        <w:t xml:space="preserve"> com </w:t>
+      </w:r>
+      <w:r>
+        <w:rPr>
+          <w:b/>
+          <w:bCs/>
+          <w:sz w:val="21"/>
+        </w:rPr>
+        <w:t>03 dias ou mais</w:t>
+      </w:r>
+      <w:r>
+        <w:rPr>
+          <w:sz w:val="21"/>
+        </w:rPr>
+        <w:t xml:space="preserve">, aplicando-se aos colaboradores de </w:t>
+      </w:r>
+      <w:r>
+        <w:rPr>
+          <w:b/>
+          <w:bCs/>
+          <w:sz w:val="21"/>
+        </w:rPr>
+        <w:t>4h</w:t>
+      </w:r>
+      <w:r>
+        <w:rPr>
+          <w:sz w:val="21"/>
+        </w:rPr>
+        <w:t xml:space="preserve"> as mesmas regras com pagamento de </w:t>
+      </w:r>
+      <w:r>
+        <w:rPr>
+          <w:b/>
+          <w:bCs/>
+          <w:sz w:val="21"/>
+        </w:rPr>
+        <w:t>50%</w:t>
+      </w:r>
+      <w:r>
+        <w:rPr>
+          <w:sz w:val="21"/>
+        </w:rPr>
+        <w:t xml:space="preserve"> do valor, e sendo devido de forma </w:t>
+      </w:r>
+      <w:r>
+        <w:rPr>
+          <w:b/>
+          <w:bCs/>
+          <w:sz w:val="21"/>
+        </w:rPr>
+        <w:t>proporcional aos dias efetivamente trabalhados</w:t>
+      </w:r>
+      <w:r>
+        <w:rPr>
+          <w:sz w:val="21"/>
+        </w:rPr>
+        <w:t xml:space="preserve"> nos casos de </w:t>
+      </w:r>
+      <w:r>
+        <w:rPr>
+          <w:b/>
+          <w:bCs/>
+          <w:sz w:val="21"/>
+        </w:rPr>
+        <w:t>férias</w:t>
+      </w:r>
+      <w:r>
+        <w:rPr>
+          <w:sz w:val="21"/>
+        </w:rPr>
+        <w:t xml:space="preserve"> e/ou </w:t>
+      </w:r>
+      <w:r>
+        <w:rPr>
+          <w:b/>
+          <w:bCs/>
+          <w:sz w:val="21"/>
+        </w:rPr>
+        <w:t>afastamento previdenciário</w:t>
+      </w:r>
+      <w:r>
+        <w:rPr>
+          <w:sz w:val="21"/>
+        </w:rPr>
+        <w:t>.</w:t>
       </w:r>
     </w:p>
     <w:p>
@@ -4586,21 +4530,7 @@
         <w:rPr>
           <w:sz w:val="21"/>
         </w:rPr>
-        <w:t xml:space="preserve">salário base da categoria prevista no </w:t>
-      </w:r>
-      <w:proofErr w:type="spellStart"/>
-      <w:r>
-        <w:rPr>
-          <w:sz w:val="21"/>
-        </w:rPr>
-        <w:t>sub-item</w:t>
-      </w:r>
-      <w:proofErr w:type="spellEnd"/>
-      <w:r>
-        <w:rPr>
-          <w:sz w:val="21"/>
-        </w:rPr>
-        <w:t xml:space="preserve"> 2.1 for revisto por força de determinação governamental, convenções, acordos ou dissídios coletivos, e/ou quando por decreto do Governo o salário mínimo passar</w:t>
+        <w:t>salário base da categoria prevista no sub-item 2.1 for revisto por força de determinação governamental, convenções, acordos ou dissídios coletivos, e/ou quando por decreto do Governo o salário mínimo passar</w:t>
       </w:r>
       <w:r>
         <w:rPr>
@@ -5075,21 +5005,7 @@
         <w:rPr>
           <w:sz w:val="21"/>
         </w:rPr>
-        <w:t xml:space="preserve">variarem de forma significativa, gerando o desequilíbrio </w:t>
-      </w:r>
-      <w:proofErr w:type="spellStart"/>
-      <w:r>
-        <w:rPr>
-          <w:sz w:val="21"/>
-        </w:rPr>
-        <w:t>econômico-financeiro</w:t>
-      </w:r>
-      <w:proofErr w:type="spellEnd"/>
-      <w:r>
-        <w:rPr>
-          <w:sz w:val="21"/>
-        </w:rPr>
-        <w:t xml:space="preserve"> do contrato, a </w:t>
+        <w:t xml:space="preserve">variarem de forma significativa, gerando o desequilíbrio econômico-financeiro do contrato, a </w:t>
       </w:r>
       <w:r>
         <w:rPr>
@@ -5305,7 +5221,14 @@
         <w:rPr>
           <w:sz w:val="21"/>
         </w:rPr>
-        <w:t>a rescisão do presente contrato, sem indenizações, multas ou quaisquer ônus, mediante simples notificação por escrito, com aviso prévio de 60 (sessenta) dias.</w:t>
+        <w:t xml:space="preserve">a rescisão do presente contrato, sem indenizações, multas ou quaisquer ônus, </w:t>
+      </w:r>
+      <w:r>
+        <w:rPr>
+          <w:sz w:val="21"/>
+        </w:rPr>
+        <w:lastRenderedPageBreak/>
+        <w:t>mediante simples notificação por escrito, com aviso prévio de 60 (sessenta) dias.</w:t>
       </w:r>
     </w:p>
     <w:p>
@@ -5333,14 +5256,7 @@
         <w:rPr>
           <w:sz w:val="21"/>
         </w:rPr>
-        <w:t xml:space="preserve">Fica consignado que as disposições transcritas nos itens anteriores somente serão aplicadas </w:t>
-      </w:r>
-      <w:r>
-        <w:rPr>
-          <w:sz w:val="21"/>
-        </w:rPr>
-        <w:lastRenderedPageBreak/>
-        <w:t xml:space="preserve">desde que representem a legislação vigente para reajuste dos contratos. Caso haja modificações por ordenamento governamental, eventuais alterações deverão ser novamente pactuadas entre as partes </w:t>
+        <w:t xml:space="preserve">Fica consignado que as disposições transcritas nos itens anteriores somente serão aplicadas desde que representem a legislação vigente para reajuste dos contratos. Caso haja modificações por ordenamento governamental, eventuais alterações deverão ser novamente pactuadas entre as partes </w:t>
       </w:r>
       <w:r>
         <w:rPr>
@@ -5881,21 +5797,12 @@
         </w:rPr>
         <w:t xml:space="preserve"> </w:t>
       </w:r>
-      <w:proofErr w:type="spellStart"/>
-      <w:r>
-        <w:rPr>
-          <w:sz w:val="21"/>
-          <w:szCs w:val="21"/>
-        </w:rPr>
-        <w:t>econômico-financeiro</w:t>
-      </w:r>
-      <w:proofErr w:type="spellEnd"/>
-      <w:r>
-        <w:rPr>
-          <w:sz w:val="21"/>
-          <w:szCs w:val="21"/>
-        </w:rPr>
-        <w:t>,</w:t>
+      <w:r>
+        <w:rPr>
+          <w:sz w:val="21"/>
+          <w:szCs w:val="21"/>
+        </w:rPr>
+        <w:t>econômico-financeiro,</w:t>
       </w:r>
       <w:r>
         <w:rPr>
@@ -6279,7 +6186,6 @@
         </w:rPr>
         <w:t xml:space="preserve"> </w:t>
       </w:r>
-      <w:proofErr w:type="spellStart"/>
       <w:r>
         <w:rPr>
           <w:sz w:val="21"/>
@@ -6287,7 +6193,6 @@
         </w:rPr>
         <w:t>sub-item</w:t>
       </w:r>
-      <w:proofErr w:type="spellEnd"/>
       <w:r>
         <w:rPr>
           <w:spacing w:val="2"/>
@@ -6776,29 +6681,7 @@
         <w:rPr>
           <w:sz w:val="21"/>
         </w:rPr>
-        <w:t>{{</w:t>
-      </w:r>
-      <w:proofErr w:type="spellStart"/>
-      <w:r>
-        <w:rPr>
-          <w:sz w:val="21"/>
-        </w:rPr>
-        <w:t>data_</w:t>
-      </w:r>
-      <w:proofErr w:type="gramStart"/>
-      <w:r>
-        <w:rPr>
-          <w:sz w:val="21"/>
-        </w:rPr>
-        <w:t>inicio</w:t>
-      </w:r>
-      <w:proofErr w:type="spellEnd"/>
-      <w:proofErr w:type="gramEnd"/>
-      <w:r>
-        <w:rPr>
-          <w:sz w:val="21"/>
-        </w:rPr>
-        <w:t>}}</w:t>
+        <w:t>{{data_inicio}}</w:t>
       </w:r>
       <w:r>
         <w:rPr>
@@ -6979,21 +6862,7 @@
         <w:rPr>
           <w:sz w:val="21"/>
         </w:rPr>
-        <w:t xml:space="preserve">e com antecedência mínima de 60 (sessenta) dias, ressalvado o disposto nos </w:t>
-      </w:r>
-      <w:proofErr w:type="spellStart"/>
-      <w:r>
-        <w:rPr>
-          <w:sz w:val="21"/>
-        </w:rPr>
-        <w:t>sub-itens</w:t>
-      </w:r>
-      <w:proofErr w:type="spellEnd"/>
-      <w:r>
-        <w:rPr>
-          <w:sz w:val="21"/>
-        </w:rPr>
-        <w:t xml:space="preserve"> 4.1.3 e 6.3.</w:t>
+        <w:t>e com antecedência mínima de 60 (sessenta) dias, ressalvado o disposto nos sub-itens 4.1.3 e 6.3.</w:t>
       </w:r>
     </w:p>
     <w:p>
@@ -7023,21 +6892,7 @@
         <w:rPr>
           <w:sz w:val="21"/>
         </w:rPr>
-        <w:t xml:space="preserve">A rescisão, feita nos moldes do </w:t>
-      </w:r>
-      <w:proofErr w:type="spellStart"/>
-      <w:r>
-        <w:rPr>
-          <w:sz w:val="21"/>
-        </w:rPr>
-        <w:t>sub-item</w:t>
-      </w:r>
-      <w:proofErr w:type="spellEnd"/>
-      <w:r>
-        <w:rPr>
-          <w:sz w:val="21"/>
-        </w:rPr>
-        <w:t xml:space="preserve"> 6.1, não ensejará qualquer penalidade ou direito de indenização de qualquer natureza, ressalvando-se, entretanto, as quantias devidas pelos serviços efetivamente prestados até a data da rescisão.</w:t>
+        <w:t>A rescisão, feita nos moldes do sub-item 6.1, não ensejará qualquer penalidade ou direito de indenização de qualquer natureza, ressalvando-se, entretanto, as quantias devidas pelos serviços efetivamente prestados até a data da rescisão.</w:t>
       </w:r>
     </w:p>
     <w:p>
@@ -7261,21 +7116,7 @@
         <w:rPr>
           <w:sz w:val="21"/>
         </w:rPr>
-        <w:t xml:space="preserve">prevista no </w:t>
-      </w:r>
-      <w:proofErr w:type="spellStart"/>
-      <w:r>
-        <w:rPr>
-          <w:sz w:val="21"/>
-        </w:rPr>
-        <w:t>sub-item</w:t>
-      </w:r>
-      <w:proofErr w:type="spellEnd"/>
-      <w:r>
-        <w:rPr>
-          <w:sz w:val="21"/>
-        </w:rPr>
-        <w:t xml:space="preserve"> 2.1, a </w:t>
+        <w:t xml:space="preserve">prevista no sub-item 2.1, a </w:t>
       </w:r>
       <w:r>
         <w:rPr>
@@ -7295,6 +7136,7 @@
           <w:b/>
           <w:sz w:val="21"/>
         </w:rPr>
+        <w:lastRenderedPageBreak/>
         <w:t xml:space="preserve">CONTRATADA </w:t>
       </w:r>
       <w:r>
@@ -7362,7 +7204,6 @@
             <w14:round/>
           </w14:textOutline>
         </w:rPr>
-        <w:lastRenderedPageBreak/>
         <w:t>CLÁUSULA SÉTIMA – DAS OBRIGAÇÕES COMUNS</w:t>
       </w:r>
     </w:p>
@@ -8461,21 +8302,7 @@
         <w:rPr>
           <w:sz w:val="21"/>
         </w:rPr>
-        <w:t xml:space="preserve">, única responsável como empregadora, todas as despesas com esse pessoal, inclusive nos encargos decorrentes da legislação vigente, seja trabalhista, </w:t>
-      </w:r>
-      <w:proofErr w:type="spellStart"/>
-      <w:r>
-        <w:rPr>
-          <w:sz w:val="21"/>
-        </w:rPr>
-        <w:t>previdenciária,securitária</w:t>
-      </w:r>
-      <w:proofErr w:type="spellEnd"/>
-      <w:r>
-        <w:rPr>
-          <w:sz w:val="21"/>
-        </w:rPr>
-        <w:t xml:space="preserve"> </w:t>
+        <w:t xml:space="preserve">, única responsável como empregadora, todas as despesas com esse pessoal, inclusive nos encargos decorrentes da legislação vigente, seja trabalhista, previdenciária,securitária </w:t>
       </w:r>
       <w:r>
         <w:t>ou cumprimento das disposições legais, quer quanto à remuneração dos seus empregados, como dos demais encargos de qualquer natureza, especialmente também do seguro contra acidentes.</w:t>
@@ -8741,21 +8568,7 @@
         <w:rPr>
           <w:sz w:val="21"/>
         </w:rPr>
-        <w:t xml:space="preserve">será exclusivamente responsável pelo </w:t>
-      </w:r>
-      <w:proofErr w:type="gramStart"/>
-      <w:r>
-        <w:rPr>
-          <w:sz w:val="21"/>
-        </w:rPr>
-        <w:t>fornecimento,  disponibilização</w:t>
-      </w:r>
-      <w:proofErr w:type="gramEnd"/>
-      <w:r>
-        <w:rPr>
-          <w:sz w:val="21"/>
-        </w:rPr>
-        <w:t xml:space="preserve"> de todos os materiais e equipamentos</w:t>
+        <w:t>será exclusivamente responsável pelo fornecimento,  disponibilização de todos os materiais e equipamentos</w:t>
       </w:r>
       <w:r>
         <w:rPr>
@@ -8783,7 +8596,6 @@
         </w:rPr>
         <w:t xml:space="preserve">A </w:t>
       </w:r>
-      <w:proofErr w:type="gramStart"/>
       <w:r>
         <w:rPr>
           <w:b/>
@@ -8798,15 +8610,7 @@
           <w:spacing w:val="-2"/>
           <w:sz w:val="21"/>
         </w:rPr>
-        <w:t xml:space="preserve">  será</w:t>
-      </w:r>
-      <w:proofErr w:type="gramEnd"/>
-      <w:r>
-        <w:rPr>
-          <w:spacing w:val="-2"/>
-          <w:sz w:val="21"/>
-        </w:rPr>
-        <w:t xml:space="preserve"> responsável pelo fornecimento de</w:t>
+        <w:t xml:space="preserve">  será responsável pelo fornecimento de</w:t>
       </w:r>
       <w:r>
         <w:rPr>
@@ -9098,6 +8902,7 @@
         <w:rPr>
           <w:sz w:val="21"/>
         </w:rPr>
+        <w:lastRenderedPageBreak/>
         <w:t>A</w:t>
       </w:r>
       <w:r>
@@ -9363,21 +9168,7 @@
         <w:rPr>
           <w:sz w:val="21"/>
         </w:rPr>
-        <w:t xml:space="preserve">pedido tenha como justificativa qualquer falha na realização </w:t>
-      </w:r>
-      <w:proofErr w:type="gramStart"/>
-      <w:r>
-        <w:rPr>
-          <w:sz w:val="21"/>
-        </w:rPr>
-        <w:t>da atividades</w:t>
-      </w:r>
-      <w:proofErr w:type="gramEnd"/>
-      <w:r>
-        <w:rPr>
-          <w:sz w:val="21"/>
-        </w:rPr>
-        <w:t xml:space="preserve"> do funcionário, postura inadequada ou outro desvio de conduta, a </w:t>
+        <w:t xml:space="preserve">pedido tenha como justificativa qualquer falha na realização da atividades do funcionário, postura inadequada ou outro desvio de conduta, a </w:t>
       </w:r>
       <w:r>
         <w:rPr>
@@ -9416,14 +9207,7 @@
         <w:rPr>
           <w:sz w:val="21"/>
         </w:rPr>
-        <w:t xml:space="preserve">referida </w:t>
-      </w:r>
-      <w:r>
-        <w:rPr>
-          <w:sz w:val="21"/>
-        </w:rPr>
-        <w:lastRenderedPageBreak/>
-        <w:t>substituição. Na hipótese do pedido de substituição não ser justificado, arcará</w:t>
+        <w:t>referida substituição. Na hipótese do pedido de substituição não ser justificado, arcará</w:t>
       </w:r>
       <w:r>
         <w:rPr>
@@ -9947,14 +9731,7 @@
         <w:rPr>
           <w:sz w:val="21"/>
         </w:rPr>
-        <w:t xml:space="preserve">responderá </w:t>
-      </w:r>
-      <w:proofErr w:type="gramStart"/>
-      <w:r>
-        <w:rPr>
-          <w:sz w:val="21"/>
-        </w:rPr>
-        <w:t>por</w:t>
+        <w:t>responderá por</w:t>
       </w:r>
       <w:r>
         <w:rPr>
@@ -9969,7 +9746,6 @@
         </w:rPr>
         <w:t>quaisquer</w:t>
       </w:r>
-      <w:proofErr w:type="gramEnd"/>
       <w:r>
         <w:rPr>
           <w:spacing w:val="80"/>
@@ -10363,7 +10139,6 @@
         </w:rPr>
         <w:t xml:space="preserve"> </w:t>
       </w:r>
-      <w:proofErr w:type="gramStart"/>
       <w:r>
         <w:rPr>
           <w:sz w:val="21"/>
@@ -10383,7 +10158,6 @@
         </w:rPr>
         <w:t>disposto</w:t>
       </w:r>
-      <w:proofErr w:type="gramEnd"/>
       <w:r>
         <w:rPr>
           <w:spacing w:val="40"/>
@@ -10391,7 +10165,6 @@
         </w:rPr>
         <w:t xml:space="preserve">  </w:t>
       </w:r>
-      <w:proofErr w:type="gramStart"/>
       <w:r>
         <w:rPr>
           <w:sz w:val="21"/>
@@ -10424,7 +10197,6 @@
         </w:rPr>
         <w:t>no</w:t>
       </w:r>
-      <w:proofErr w:type="gramEnd"/>
       <w:r>
         <w:rPr>
           <w:spacing w:val="40"/>
@@ -10432,7 +10204,6 @@
         </w:rPr>
         <w:t xml:space="preserve">  </w:t>
       </w:r>
-      <w:proofErr w:type="gramStart"/>
       <w:r>
         <w:rPr>
           <w:sz w:val="21"/>
@@ -10452,7 +10223,6 @@
         </w:rPr>
         <w:t>de</w:t>
       </w:r>
-      <w:proofErr w:type="gramEnd"/>
       <w:r>
         <w:rPr>
           <w:spacing w:val="40"/>
@@ -10652,7 +10422,6 @@
         </w:rPr>
         <w:t xml:space="preserve">à </w:t>
       </w:r>
-      <w:proofErr w:type="gramStart"/>
       <w:r>
         <w:rPr>
           <w:b/>
@@ -10679,7 +10448,6 @@
         </w:rPr>
         <w:t>bem</w:t>
       </w:r>
-      <w:proofErr w:type="gramEnd"/>
       <w:r>
         <w:rPr>
           <w:spacing w:val="40"/>
@@ -10687,7 +10455,6 @@
         </w:rPr>
         <w:t xml:space="preserve">  </w:t>
       </w:r>
-      <w:proofErr w:type="gramStart"/>
       <w:r>
         <w:rPr>
           <w:sz w:val="21"/>
@@ -10707,7 +10474,6 @@
         </w:rPr>
         <w:t>reparar</w:t>
       </w:r>
-      <w:proofErr w:type="gramEnd"/>
       <w:r>
         <w:rPr>
           <w:spacing w:val="40"/>
@@ -10715,7 +10481,6 @@
         </w:rPr>
         <w:t xml:space="preserve">  </w:t>
       </w:r>
-      <w:proofErr w:type="gramStart"/>
       <w:r>
         <w:rPr>
           <w:sz w:val="21"/>
@@ -10735,7 +10500,6 @@
         </w:rPr>
         <w:t>perdas</w:t>
       </w:r>
-      <w:proofErr w:type="gramEnd"/>
       <w:r>
         <w:rPr>
           <w:spacing w:val="40"/>
@@ -10743,7 +10507,6 @@
         </w:rPr>
         <w:t xml:space="preserve">  </w:t>
       </w:r>
-      <w:proofErr w:type="gramStart"/>
       <w:r>
         <w:rPr>
           <w:sz w:val="21"/>
@@ -10763,7 +10526,6 @@
         </w:rPr>
         <w:t>danos</w:t>
       </w:r>
-      <w:proofErr w:type="gramEnd"/>
       <w:r>
         <w:rPr>
           <w:spacing w:val="80"/>
@@ -10771,7 +10533,6 @@
         </w:rPr>
         <w:t xml:space="preserve">  </w:t>
       </w:r>
-      <w:proofErr w:type="gramStart"/>
       <w:r>
         <w:rPr>
           <w:sz w:val="21"/>
@@ -10789,14 +10550,7 @@
         <w:rPr>
           <w:sz w:val="21"/>
         </w:rPr>
-        <w:t>natureza</w:t>
-      </w:r>
-      <w:proofErr w:type="gramEnd"/>
-      <w:r>
-        <w:rPr>
-          <w:sz w:val="21"/>
-        </w:rPr>
-        <w:t xml:space="preserve"> patrimonial</w:t>
+        <w:t>natureza patrimonial</w:t>
       </w:r>
       <w:r>
         <w:rPr>
@@ -11102,7 +10856,6 @@
         </w:rPr>
         <w:t xml:space="preserve"> </w:t>
       </w:r>
-      <w:proofErr w:type="gramStart"/>
       <w:r>
         <w:t>bem</w:t>
       </w:r>
@@ -11119,11 +10872,7 @@
         <w:t xml:space="preserve"> </w:t>
       </w:r>
       <w:r>
-        <w:t>como</w:t>
-      </w:r>
-      <w:proofErr w:type="gramEnd"/>
-      <w:r>
-        <w:t xml:space="preserve"> vestiário para os funcionários da </w:t>
+        <w:t xml:space="preserve">como vestiário para os funcionários da </w:t>
       </w:r>
       <w:r>
         <w:rPr>
@@ -12264,6 +12013,7 @@
             <w14:round/>
           </w14:textOutline>
         </w:rPr>
+        <w:lastRenderedPageBreak/>
         <w:t>CLÁUSULA NONA – DA DESVINCULAÇÃO DAS PARTES</w:t>
       </w:r>
     </w:p>
@@ -12396,7 +12146,6 @@
           <w:sz w:val="21"/>
           <w:szCs w:val="21"/>
         </w:rPr>
-        <w:lastRenderedPageBreak/>
         <w:t>9.1.</w:t>
       </w:r>
       <w:r>
@@ -12751,25 +12500,7 @@
           <w:sz w:val="21"/>
           <w:szCs w:val="21"/>
         </w:rPr>
-        <w:t xml:space="preserve">    </w:t>
-      </w:r>
-      <w:proofErr w:type="gramStart"/>
-      <w:r>
-        <w:rPr>
-          <w:spacing w:val="-2"/>
-          <w:sz w:val="21"/>
-          <w:szCs w:val="21"/>
-        </w:rPr>
-        <w:t>autorização  por</w:t>
-      </w:r>
-      <w:proofErr w:type="gramEnd"/>
-      <w:r>
-        <w:rPr>
-          <w:spacing w:val="-2"/>
-          <w:sz w:val="21"/>
-          <w:szCs w:val="21"/>
-        </w:rPr>
-        <w:t xml:space="preserve"> escrito.</w:t>
+        <w:t xml:space="preserve">    autorização  por escrito.</w:t>
       </w:r>
     </w:p>
     <w:p>
@@ -12787,37 +12518,21 @@
           <w:rFonts w:ascii="Franklin Gothic Book" w:hAnsi="Franklin Gothic Book"/>
           <w:w w:val="125"/>
         </w:rPr>
-        <w:t xml:space="preserve">Este contrato constitui o entendimento completo entre as partes </w:t>
-      </w:r>
-      <w:proofErr w:type="gramStart"/>
+        <w:t>Este contrato constitui o entendimento completo entre as partes e</w:t>
+      </w:r>
       <w:r>
         <w:rPr>
           <w:rFonts w:ascii="Franklin Gothic Book" w:hAnsi="Franklin Gothic Book"/>
           <w:w w:val="125"/>
         </w:rPr>
-        <w:t>e</w:t>
+        <w:t xml:space="preserve">  s</w:t>
       </w:r>
       <w:r>
         <w:rPr>
           <w:rFonts w:ascii="Franklin Gothic Book" w:hAnsi="Franklin Gothic Book"/>
           <w:w w:val="125"/>
         </w:rPr>
-        <w:t xml:space="preserve">  s</w:t>
-      </w:r>
-      <w:r>
-        <w:rPr>
-          <w:rFonts w:ascii="Franklin Gothic Book" w:hAnsi="Franklin Gothic Book"/>
-          <w:w w:val="125"/>
-        </w:rPr>
-        <w:t>ubstitui</w:t>
-      </w:r>
-      <w:proofErr w:type="gramEnd"/>
-      <w:r>
-        <w:rPr>
-          <w:rFonts w:ascii="Franklin Gothic Book" w:hAnsi="Franklin Gothic Book"/>
-          <w:w w:val="125"/>
-        </w:rPr>
-        <w:t xml:space="preserve"> quaisquer acordos, negociações ou discussões anteriores</w:t>
+        <w:t>ubstitui quaisquer acordos, negociações ou discussões anteriores</w:t>
       </w:r>
       <w:r>
         <w:rPr>
@@ -13188,23 +12903,7 @@
           <w:rFonts w:ascii="Franklin Gothic Book" w:hAnsi="Franklin Gothic Book"/>
           <w:w w:val="125"/>
         </w:rPr>
-        <w:t>{{</w:t>
-      </w:r>
-      <w:proofErr w:type="spellStart"/>
-      <w:r>
-        <w:rPr>
-          <w:rFonts w:ascii="Franklin Gothic Book" w:hAnsi="Franklin Gothic Book"/>
-          <w:w w:val="125"/>
-        </w:rPr>
-        <w:t>nome_cliente</w:t>
-      </w:r>
-      <w:proofErr w:type="spellEnd"/>
-      <w:r>
-        <w:rPr>
-          <w:rFonts w:ascii="Franklin Gothic Book" w:hAnsi="Franklin Gothic Book"/>
-          <w:w w:val="125"/>
-        </w:rPr>
-        <w:t>}}</w:t>
+        <w:t>{{nome_cliente}}</w:t>
       </w:r>
     </w:p>
     <w:p>
